--- a/Basel_Al_Jabari_CV.docx
+++ b/Basel_Al_Jabari_CV.docx
@@ -1508,12 +1508,6 @@
     <w:p>
       <w:pPr>
         <w:pStyle w:val="ListParagraph"/>
-        <w:spacing w:after="0" w:line="240" w:lineRule="auto"/>
-      </w:pPr>
-    </w:p>
-    <w:p>
-      <w:pPr>
-        <w:pStyle w:val="ListParagraph"/>
         <w:numPr>
           <w:ilvl w:val="0"/>
           <w:numId w:val="2"/>
@@ -1687,10 +1681,10 @@
         </w:rPr>
         <w:t>Codeforces</w:t>
       </w:r>
+      <w:proofErr w:type="spellEnd"/>
       <w:r>
         <w:t>.</w:t>
       </w:r>
-      <w:proofErr w:type="spellEnd"/>
     </w:p>
     <w:p>
       <w:pPr>
@@ -4517,6 +4511,7 @@
   <w:style w:type="character" w:default="1" w:styleId="DefaultParagraphFont">
     <w:name w:val="Default Paragraph Font"/>
     <w:uiPriority w:val="1"/>
+    <w:semiHidden/>
     <w:unhideWhenUsed/>
   </w:style>
   <w:style w:type="table" w:default="1" w:styleId="TableNormal">
